--- a/data/sample-docs/remote-work-policy.docx
+++ b/data/sample-docs/remote-work-policy.docx
@@ -16,7 +16,7 @@
         <w:pStyle w:val="FirstParagraph"/>
       </w:pPr>
       <w:r>
-        <w:t xml:space="preserve">Document owner: People Operations. Version 3.1, effective 1 February 2026. Applies to all employees of Example Corp in the Netherlands, Ireland, and Germany.</w:t>
+        <w:t xml:space="preserve">Document owner: People Operations. Version 3.1, effective 1 February 2026. Applies to all employees of Example Corp.</w:t>
       </w:r>
     </w:p>
     <w:bookmarkStart w:id="9" w:name="purpose"/>
@@ -55,7 +55,7 @@
         </w:numPr>
       </w:pPr>
       <w:r>
-        <w:t xml:space="preserve">Employees are eligible for remote work after completing their probation period (six months in the Netherlands, six months in Ireland and Germany).</w:t>
+        <w:t xml:space="preserve">Employees are eligible for remote work after completing their probation period (six months).</w:t>
       </w:r>
     </w:p>
     <w:p>
@@ -126,7 +126,7 @@
         <w:t xml:space="preserve">three days per week</w:t>
       </w:r>
       <w:r>
-        <w:t xml:space="preserve">. At least two days per week are worked from the employee’s home office location (Amsterdam, Dublin, or Berlin).</w:t>
+        <w:t xml:space="preserve">. At least two days per week are worked from the employee’s assigned office.</w:t>
       </w:r>
     </w:p>
     <w:p>
